--- a/01 Tanakh/01 Torah/02 Shemot/Shemot 06.docx
+++ b/01 Tanakh/01 Torah/02 Shemot/Shemot 06.docx
@@ -22,7 +22,7 @@
           <w:szCs w:val="24"/>
           <w:rtl w:val="0"/>
         </w:rPr>
-        <w:t xml:space="preserve">(Book Title)</w:t>
+        <w:t xml:space="preserve">Shemot</w:t>
       </w:r>
     </w:p>
     <w:p>
@@ -43,16 +43,84 @@
           <w:szCs w:val="40"/>
           <w:rtl w:val="0"/>
         </w:rPr>
-        <w:t xml:space="preserve">1</w:t>
-      </w:r>
-    </w:p>
-    <w:p>
-      <w:pPr>
+        <w:t xml:space="preserve">6</w:t>
+      </w:r>
+      <w:r>
+        <w:rPr>
+          <w:rtl w:val="0"/>
+        </w:rPr>
+      </w:r>
+    </w:p>
+    <w:p>
+      <w:pPr>
+        <w:ind w:left="0" w:firstLine="0"/>
         <w:rPr>
           <w:b w:val="1"/>
           <w:bCs w:val="1"/>
-          <w:sz w:val="28"/>
-          <w:szCs w:val="28"/>
+          <w:sz w:val="24"/>
+          <w:szCs w:val="24"/>
+        </w:rPr>
+      </w:pPr>
+      <w:r>
+        <w:rPr>
+          <w:rtl w:val="0"/>
+        </w:rPr>
+      </w:r>
+    </w:p>
+    <w:p>
+      <w:pPr>
+        <w:ind w:left="0" w:firstLine="0"/>
+        <w:rPr>
+          <w:sz w:val="24"/>
+          <w:szCs w:val="24"/>
+        </w:rPr>
+      </w:pPr>
+      <w:r>
+        <w:rPr>
+          <w:rtl w:val="0"/>
+        </w:rPr>
+      </w:r>
+    </w:p>
+    <w:p>
+      <w:pPr>
+        <w:numPr>
+          <w:ilvl w:val="0"/>
+          <w:numId w:val="1"/>
+        </w:numPr>
+        <w:ind w:left="720" w:hanging="360"/>
+        <w:rPr>
+          <w:sz w:val="24"/>
+          <w:szCs w:val="24"/>
+          <w:u w:val="none"/>
+        </w:rPr>
+      </w:pPr>
+      <w:r>
+        <w:rPr>
+          <w:sz w:val="24"/>
+          <w:szCs w:val="24"/>
+          <w:rtl w:val="0"/>
+        </w:rPr>
+        <w:t xml:space="preserve">YIHOVEH said to Moses, “Now you will see what I am going to do to Pharaoh. By way of a strong hand he will let them go, and drive them out of his land.”</w:t>
+      </w:r>
+    </w:p>
+    <w:p>
+      <w:pPr>
+        <w:rPr>
+          <w:sz w:val="24"/>
+          <w:szCs w:val="24"/>
+        </w:rPr>
+      </w:pPr>
+      <w:r>
+        <w:rPr>
+          <w:rtl w:val="0"/>
+        </w:rPr>
+      </w:r>
+    </w:p>
+    <w:p>
+      <w:pPr>
+        <w:rPr>
+          <w:sz w:val="24"/>
+          <w:szCs w:val="24"/>
         </w:rPr>
       </w:pPr>
       <w:r>
@@ -117,104 +185,323 @@
           <w:szCs w:val="24"/>
           <w:rtl w:val="0"/>
         </w:rPr>
-        <w:t xml:space="preserve">Exodus 6:1-30 TLV</w:t>
-      </w:r>
-    </w:p>
-    <w:p>
-      <w:pPr>
-        <w:numPr>
-          <w:ilvl w:val="0"/>
-          <w:numId w:val="1"/>
-        </w:numPr>
-        <w:ind w:left="720" w:hanging="360"/>
-        <w:rPr>
-          <w:sz w:val="24"/>
-          <w:szCs w:val="24"/>
-          <w:u w:val="none"/>
-        </w:rPr>
-      </w:pPr>
-      <w:r>
-        <w:rPr>
-          <w:sz w:val="24"/>
-          <w:szCs w:val="24"/>
-          <w:rtl w:val="0"/>
-        </w:rPr>
-        <w:t xml:space="preserve">[1] Adonai said to Moses, “Now you will see what I am going to do to Pharaoh. By way of a strong hand he will let them go, and drive them out of his land.” [2] God spoke further to Moses and said to him, “I am Adonai. [3] I appeared to Abraham, to Isaac and to Jacob, as El Shaddai. Yet by My Name, Adonai, I made Myself known to them. [4] I also established My covenant with them, to give them the land of Canaan, the land of their pilgrimage where they journeyed. [5] Furthermore, I have heard the groaning of Bnei-Yisrael, whom the Egyptians are keeping in bondage. So I have remembered My covenant. [6] Therefore say to Bnei-Yisrael: I am Adonai, and I will bring you out from under the burdens of the Egyptians. I will deliver you from their bondage, and I will redeem you with an outstretched arm and with great judgments. [7] I will take you to Myself as a people, and I will be your God. You will know that I am Adonai your God, who brought you out from under the burdens of the Egyptians. [8] So I will bring you into the land that I swore to give to Abraham, to Isaac and to Jacob, and give it to you as an inheritance. I am Adonai.” [9] Moses spoke this way to Bnei-Yisrael, but they did not listen to him because of their broken spirit and cruel bondage. [10] So Adonai told Moses, [11] “Go, speak to Pharaoh king of Egypt, so that will he let Bnei-Yisrael go out of his land.” [12] But Moses said to Adonai, “Bnei-Yisrael have not listened to me. So how would Pharaoh listen to me—I, who have uncircumcised lips?” [13] Then Adonai spoke to Moses and to Aaron and gave to them a charge for Bnei-Yisrael and Pharaoh king of Egypt, to bring Bnei-Yisrael out of the land of Egypt. [14] These are the heads of their father’s houses. The sons of Reuben the firstborn of Israel were Hanoch, Pallu, Hezron and Carmi. These are the families of Reuben. [15] The sons of Simeon were Jemuel, Jamin, Ohad, Jachin, Zohar and Shaul the son of a Canaanite woman. These are the families of Simeon. [16] These are the names of the sons of Levi ­according to their generations: Gershon, Kohath and Merari. Levi lived 137 years. [17] The sons of Gershon were Libni and Shimei, according to their families. [18] The sons of Kohath were Amram, Izhar, Hebron and Uzziel. Kohath lived 133 years. [19] The sons of Merari were Mahli and Mushi. These are the families of the Levites according to their generations. [20] Amram married Jochebed, his father’s sister, and she bore him Aaron and Moses. Amram lived 137 years. [21] The sons of Izhar were Korah, Nepheg and Zichri. [22] The sons of Uzziel were Mishael, Elzaphan and Sithri. [23] Aaron married Elisheba daughter of Amminadav, sister of Nahshon, and she bore him Nadab and Abihu, Eleazar and Ithamar. [24] The sons of Korah were Assir, Elkanah and Abiasaph. These are the families of the Korahites. [25] Eleazar, Aaron’s son, married one of the daughters of Putiel and she bore him Phinehas. These are the heads of the ancestral houses of the Levites according to their families. [26] These are the same Aaron and Moses to whom Adonai said, “Bring Bnei-Yisrael out from the land of Egypt according to their divisions.” [27] These are the ones that spoke to Pharaoh king of Egypt, to bring Bnei-Yisrael out from Egypt. These are that same Moses and Aaron. [28] So it happened on the day when Adonai spoke to Moses in the land of Egypt, [29] that Adonai said to Moses, “I am Adonai. Tell Pharaoh king of Egypt everything that I tell to you.” [30] But Moses said to Adonai, “I am of uncircumcised lips, so how would Pharaoh listen to me?”</w:t>
-      </w:r>
-    </w:p>
-    <w:p>
-      <w:pPr>
-        <w:numPr>
-          <w:ilvl w:val="0"/>
-          <w:numId w:val="1"/>
-        </w:numPr>
-        <w:ind w:left="720" w:hanging="360"/>
-        <w:rPr>
-          <w:sz w:val="24"/>
-          <w:szCs w:val="24"/>
-          <w:u w:val="none"/>
-        </w:rPr>
-      </w:pPr>
-      <w:r>
-        <w:rPr>
-          <w:rtl w:val="0"/>
-        </w:rPr>
-      </w:r>
-    </w:p>
-    <w:p>
-      <w:pPr>
-        <w:numPr>
-          <w:ilvl w:val="0"/>
-          <w:numId w:val="1"/>
-        </w:numPr>
-        <w:ind w:left="720" w:hanging="360"/>
-        <w:rPr>
-          <w:sz w:val="24"/>
-          <w:szCs w:val="24"/>
-          <w:u w:val="none"/>
-        </w:rPr>
-      </w:pPr>
-      <w:r>
-        <w:rPr>
-          <w:sz w:val="24"/>
-          <w:szCs w:val="24"/>
-          <w:rtl w:val="0"/>
-        </w:rPr>
-        <w:t xml:space="preserve">https://bible.com/bible/314/exo.6.1-30.TLV</w:t>
-      </w:r>
-    </w:p>
-    <w:p>
-      <w:pPr>
-        <w:rPr>
-          <w:sz w:val="24"/>
-          <w:szCs w:val="24"/>
-        </w:rPr>
-      </w:pPr>
-      <w:r>
-        <w:rPr>
-          <w:rtl w:val="0"/>
-        </w:rPr>
-      </w:r>
-    </w:p>
-    <w:p>
-      <w:pPr>
-        <w:rPr>
-          <w:sz w:val="24"/>
-          <w:szCs w:val="24"/>
-        </w:rPr>
-      </w:pPr>
-      <w:r>
-        <w:rPr>
-          <w:rtl w:val="0"/>
-        </w:rPr>
-      </w:r>
-    </w:p>
-    <w:p>
-      <w:pPr>
-        <w:ind w:firstLine="720"/>
+        <w:t xml:space="preserve">EH’YEH spoke further to Moses and said to him, “I am YIHOVEH.</w:t>
+      </w:r>
+    </w:p>
+    <w:p>
+      <w:pPr>
+        <w:numPr>
+          <w:ilvl w:val="0"/>
+          <w:numId w:val="1"/>
+        </w:numPr>
+        <w:ind w:left="720" w:hanging="360"/>
+        <w:rPr>
+          <w:sz w:val="24"/>
+          <w:szCs w:val="24"/>
+          <w:u w:val="none"/>
+        </w:rPr>
+      </w:pPr>
+      <w:r>
+        <w:rPr>
+          <w:sz w:val="24"/>
+          <w:szCs w:val="24"/>
+          <w:rtl w:val="0"/>
+        </w:rPr>
+        <w:t xml:space="preserve">I appeared to Abraham, to Isaac and to Jacob, as EL SHADDAI. Yet by My Name, YIHOVEH, I made Myself known to them.</w:t>
+      </w:r>
+    </w:p>
+    <w:p>
+      <w:pPr>
+        <w:numPr>
+          <w:ilvl w:val="0"/>
+          <w:numId w:val="1"/>
+        </w:numPr>
+        <w:ind w:left="720" w:hanging="360"/>
+        <w:rPr>
+          <w:sz w:val="24"/>
+          <w:szCs w:val="24"/>
+          <w:u w:val="none"/>
+        </w:rPr>
+      </w:pPr>
+      <w:r>
+        <w:rPr>
+          <w:sz w:val="24"/>
+          <w:szCs w:val="24"/>
+          <w:rtl w:val="0"/>
+        </w:rPr>
+        <w:t xml:space="preserve">I also established My covenant with them, to give them the land of Canaan, the land of their pilgrimage where they journeyed.</w:t>
+      </w:r>
+    </w:p>
+    <w:p>
+      <w:pPr>
+        <w:numPr>
+          <w:ilvl w:val="0"/>
+          <w:numId w:val="1"/>
+        </w:numPr>
+        <w:ind w:left="720" w:hanging="360"/>
+        <w:rPr>
+          <w:sz w:val="24"/>
+          <w:szCs w:val="24"/>
+          <w:u w:val="none"/>
+        </w:rPr>
+      </w:pPr>
+      <w:r>
+        <w:rPr>
+          <w:sz w:val="24"/>
+          <w:szCs w:val="24"/>
+          <w:rtl w:val="0"/>
+        </w:rPr>
+        <w:t xml:space="preserve">Furthermore, I have heard the groaning of Bnei-Yisrael, whom the Egyptians are keeping in bondage. So I have remembered My covenant.</w:t>
+      </w:r>
+    </w:p>
+    <w:p>
+      <w:pPr>
+        <w:numPr>
+          <w:ilvl w:val="0"/>
+          <w:numId w:val="1"/>
+        </w:numPr>
+        <w:ind w:left="720" w:hanging="360"/>
+        <w:rPr>
+          <w:sz w:val="24"/>
+          <w:szCs w:val="24"/>
+          <w:u w:val="none"/>
+        </w:rPr>
+      </w:pPr>
+      <w:r>
+        <w:rPr>
+          <w:sz w:val="24"/>
+          <w:szCs w:val="24"/>
+          <w:rtl w:val="0"/>
+        </w:rPr>
+        <w:t xml:space="preserve">Therefore say to Bnei-Yisrael: I am YIHOVEH, and I will bring you out from under the burdens of the Egyptians. I will deliver you from their bondage, and I will redeem you with an outstretched arm and with great judgments.</w:t>
+      </w:r>
+    </w:p>
+    <w:p>
+      <w:pPr>
+        <w:numPr>
+          <w:ilvl w:val="0"/>
+          <w:numId w:val="1"/>
+        </w:numPr>
+        <w:ind w:left="720" w:hanging="360"/>
+        <w:rPr>
+          <w:sz w:val="24"/>
+          <w:szCs w:val="24"/>
+          <w:u w:val="none"/>
+        </w:rPr>
+      </w:pPr>
+      <w:r>
+        <w:rPr>
+          <w:sz w:val="24"/>
+          <w:szCs w:val="24"/>
+          <w:rtl w:val="0"/>
+        </w:rPr>
+        <w:t xml:space="preserve">I will take you to Myself as a people, and I will be your Elohim. You will know that I am YIHOVEH ELOHECHEM, who brought you out from under the burdens of the Egyptians.</w:t>
+      </w:r>
+    </w:p>
+    <w:p>
+      <w:pPr>
+        <w:numPr>
+          <w:ilvl w:val="0"/>
+          <w:numId w:val="1"/>
+        </w:numPr>
+        <w:ind w:left="720" w:hanging="360"/>
+        <w:rPr>
+          <w:sz w:val="24"/>
+          <w:szCs w:val="24"/>
+          <w:u w:val="none"/>
+        </w:rPr>
+      </w:pPr>
+      <w:r>
+        <w:rPr>
+          <w:sz w:val="24"/>
+          <w:szCs w:val="24"/>
+          <w:rtl w:val="0"/>
+        </w:rPr>
+        <w:t xml:space="preserve">So I will bring you into the land that I swore to give to Abraham, to Isaac and to Jacob, and give it to you as an inheritance. I am YIHOVEH.”</w:t>
+      </w:r>
+    </w:p>
+    <w:p>
+      <w:pPr>
+        <w:numPr>
+          <w:ilvl w:val="0"/>
+          <w:numId w:val="1"/>
+        </w:numPr>
+        <w:ind w:left="720" w:hanging="360"/>
+        <w:rPr>
+          <w:sz w:val="24"/>
+          <w:szCs w:val="24"/>
+          <w:u w:val="none"/>
+        </w:rPr>
+      </w:pPr>
+      <w:r>
+        <w:rPr>
+          <w:sz w:val="24"/>
+          <w:szCs w:val="24"/>
+          <w:rtl w:val="0"/>
+        </w:rPr>
+        <w:t xml:space="preserve">Moses spoke this way to Bnei-Yisrael, but they did not listen to him because of their broken spirit and cruel bondage.</w:t>
+      </w:r>
+    </w:p>
+    <w:p>
+      <w:pPr>
+        <w:numPr>
+          <w:ilvl w:val="0"/>
+          <w:numId w:val="1"/>
+        </w:numPr>
+        <w:ind w:left="720" w:hanging="360"/>
+        <w:rPr>
+          <w:sz w:val="24"/>
+          <w:szCs w:val="24"/>
+          <w:u w:val="none"/>
+        </w:rPr>
+      </w:pPr>
+      <w:r>
+        <w:rPr>
+          <w:sz w:val="24"/>
+          <w:szCs w:val="24"/>
+          <w:rtl w:val="0"/>
+        </w:rPr>
+        <w:t xml:space="preserve">So YIHOVEH told Moses,</w:t>
+      </w:r>
+    </w:p>
+    <w:p>
+      <w:pPr>
+        <w:numPr>
+          <w:ilvl w:val="0"/>
+          <w:numId w:val="1"/>
+        </w:numPr>
+        <w:ind w:left="720" w:hanging="360"/>
+        <w:rPr>
+          <w:sz w:val="24"/>
+          <w:szCs w:val="24"/>
+          <w:u w:val="none"/>
+        </w:rPr>
+      </w:pPr>
+      <w:r>
+        <w:rPr>
+          <w:sz w:val="24"/>
+          <w:szCs w:val="24"/>
+          <w:rtl w:val="0"/>
+        </w:rPr>
+        <w:t xml:space="preserve">“Go, speak to Pharaoh king of Egypt, so that will he let Bnei-Yisrael go out of his land.”</w:t>
+      </w:r>
+    </w:p>
+    <w:p>
+      <w:pPr>
+        <w:numPr>
+          <w:ilvl w:val="0"/>
+          <w:numId w:val="1"/>
+        </w:numPr>
+        <w:ind w:left="720" w:hanging="360"/>
+        <w:rPr>
+          <w:sz w:val="24"/>
+          <w:szCs w:val="24"/>
+          <w:u w:val="none"/>
+        </w:rPr>
+      </w:pPr>
+      <w:r>
+        <w:rPr>
+          <w:sz w:val="24"/>
+          <w:szCs w:val="24"/>
+          <w:rtl w:val="0"/>
+        </w:rPr>
+        <w:t xml:space="preserve">But Moses said to YIHOVEH, “Bnei-Yisrael have not listened to me. So how would Pharaoh listen to me—I, who have uncircumcised lips?”</w:t>
+      </w:r>
+    </w:p>
+    <w:p>
+      <w:pPr>
+        <w:numPr>
+          <w:ilvl w:val="0"/>
+          <w:numId w:val="1"/>
+        </w:numPr>
+        <w:ind w:left="720" w:hanging="360"/>
+        <w:rPr>
+          <w:sz w:val="24"/>
+          <w:szCs w:val="24"/>
+          <w:u w:val="none"/>
+        </w:rPr>
+      </w:pPr>
+      <w:r>
+        <w:rPr>
+          <w:sz w:val="24"/>
+          <w:szCs w:val="24"/>
+          <w:rtl w:val="0"/>
+        </w:rPr>
+        <w:t xml:space="preserve">Then YIHOVEH spoke to Moses and to Aaron and gave to them a charge for Bnei-Yisrael and Pharaoh king of Egypt, to bring Bnei-Yisrael out of the land of Egypt.</w:t>
+      </w:r>
+    </w:p>
+    <w:p>
+      <w:pPr>
+        <w:rPr>
+          <w:sz w:val="24"/>
+          <w:szCs w:val="24"/>
+        </w:rPr>
+      </w:pPr>
+      <w:r>
+        <w:rPr>
+          <w:rtl w:val="0"/>
+        </w:rPr>
+      </w:r>
+    </w:p>
+    <w:p>
+      <w:pPr>
+        <w:rPr>
+          <w:sz w:val="24"/>
+          <w:szCs w:val="24"/>
+        </w:rPr>
+      </w:pPr>
+      <w:r>
+        <w:rPr>
+          <w:rtl w:val="0"/>
+        </w:rPr>
+      </w:r>
+    </w:p>
+    <w:p>
+      <w:pPr>
+        <w:rPr>
+          <w:sz w:val="24"/>
+          <w:szCs w:val="24"/>
+        </w:rPr>
+      </w:pPr>
+      <w:r>
+        <w:rPr>
+          <w:rtl w:val="0"/>
+        </w:rPr>
+      </w:r>
+    </w:p>
+    <w:p>
+      <w:pPr>
+        <w:rPr>
+          <w:sz w:val="24"/>
+          <w:szCs w:val="24"/>
+        </w:rPr>
+      </w:pPr>
+      <w:r>
+        <w:rPr>
+          <w:rtl w:val="0"/>
+        </w:rPr>
+      </w:r>
+    </w:p>
+    <w:p>
+      <w:pPr>
+        <w:rPr>
+          <w:sz w:val="24"/>
+          <w:szCs w:val="24"/>
+        </w:rPr>
+      </w:pPr>
+      <w:r>
+        <w:rPr>
+          <w:rtl w:val="0"/>
+        </w:rPr>
+      </w:r>
+    </w:p>
+    <w:p>
+      <w:pPr>
+        <w:jc w:val="center"/>
         <w:rPr>
           <w:b w:val="1"/>
           <w:bCs w:val="1"/>
+          <w:color w:val="999999"/>
           <w:sz w:val="24"/>
           <w:szCs w:val="24"/>
         </w:rPr>
@@ -223,114 +510,425 @@
         <w:rPr>
           <w:b w:val="1"/>
           <w:bCs w:val="1"/>
-          <w:sz w:val="24"/>
-          <w:szCs w:val="24"/>
-          <w:rtl w:val="0"/>
-        </w:rPr>
-        <w:t xml:space="preserve">(Section Title)</w:t>
-      </w:r>
-    </w:p>
-    <w:p>
-      <w:pPr>
-        <w:ind w:firstLine="720"/>
-        <w:rPr>
-          <w:b w:val="1"/>
-          <w:bCs w:val="1"/>
-          <w:sz w:val="24"/>
-          <w:szCs w:val="24"/>
-        </w:rPr>
-      </w:pPr>
-      <w:r>
-        <w:rPr>
-          <w:rtl w:val="0"/>
-        </w:rPr>
-      </w:r>
-    </w:p>
-    <w:p>
-      <w:pPr>
-        <w:numPr>
-          <w:ilvl w:val="0"/>
-          <w:numId w:val="1"/>
-        </w:numPr>
-        <w:ind w:left="720" w:hanging="360"/>
-        <w:rPr>
-          <w:sz w:val="24"/>
-          <w:szCs w:val="24"/>
-          <w:u w:val="none"/>
-        </w:rPr>
-      </w:pPr>
-      <w:r>
-        <w:rPr>
-          <w:sz w:val="24"/>
-          <w:szCs w:val="24"/>
-          <w:rtl w:val="0"/>
-        </w:rPr>
-        <w:t xml:space="preserve">Text</w:t>
-      </w:r>
-    </w:p>
-    <w:p>
-      <w:pPr>
-        <w:rPr>
-          <w:sz w:val="24"/>
-          <w:szCs w:val="24"/>
-        </w:rPr>
-      </w:pPr>
-      <w:r>
-        <w:rPr>
-          <w:rtl w:val="0"/>
-        </w:rPr>
+          <w:color w:val="999999"/>
+          <w:sz w:val="24"/>
+          <w:szCs w:val="24"/>
+          <w:rtl w:val="0"/>
+        </w:rPr>
+        <w:t xml:space="preserve">Shemot</w:t>
       </w:r>
     </w:p>
     <w:p>
       <w:pPr>
         <w:jc w:val="center"/>
+        <w:rPr>
+          <w:sz w:val="24"/>
+          <w:szCs w:val="24"/>
+        </w:rPr>
+      </w:pPr>
+      <w:r>
         <w:rPr>
           <w:b w:val="1"/>
           <w:bCs w:val="1"/>
           <w:sz w:val="40"/>
           <w:szCs w:val="40"/>
-        </w:rPr>
-      </w:pPr>
-      <w:r>
+          <w:rtl w:val="0"/>
+        </w:rPr>
+        <w:t xml:space="preserve">6</w:t>
+      </w:r>
+      <w:r>
+        <w:rPr>
+          <w:rtl w:val="0"/>
+        </w:rPr>
+      </w:r>
+    </w:p>
+    <w:p>
+      <w:pPr>
+        <w:rPr>
+          <w:sz w:val="24"/>
+          <w:szCs w:val="24"/>
+        </w:rPr>
+      </w:pPr>
+      <w:r>
+        <w:rPr>
+          <w:rtl w:val="0"/>
+        </w:rPr>
+      </w:r>
+    </w:p>
+    <w:p>
+      <w:pPr>
+        <w:ind w:firstLine="720"/>
         <w:rPr>
           <w:b w:val="1"/>
           <w:bCs w:val="1"/>
-          <w:color w:val="999999"/>
-          <w:sz w:val="24"/>
-          <w:szCs w:val="24"/>
-          <w:rtl w:val="0"/>
-        </w:rPr>
-        <w:t xml:space="preserve">(Book Title)</w:t>
-      </w:r>
-      <w:r>
-        <w:rPr>
-          <w:rtl w:val="0"/>
-        </w:rPr>
-      </w:r>
-    </w:p>
-    <w:p>
-      <w:pPr>
-        <w:jc w:val="center"/>
+          <w:sz w:val="24"/>
+          <w:szCs w:val="24"/>
+        </w:rPr>
+      </w:pPr>
+      <w:r>
         <w:rPr>
           <w:b w:val="1"/>
           <w:bCs w:val="1"/>
-          <w:sz w:val="40"/>
-          <w:szCs w:val="40"/>
-        </w:rPr>
-      </w:pPr>
-      <w:r>
+          <w:sz w:val="24"/>
+          <w:szCs w:val="24"/>
+          <w:rtl w:val="0"/>
+        </w:rPr>
+        <w:t xml:space="preserve">(Section Title)</w:t>
+      </w:r>
+    </w:p>
+    <w:p>
+      <w:pPr>
+        <w:ind w:firstLine="720"/>
         <w:rPr>
           <w:b w:val="1"/>
           <w:bCs w:val="1"/>
-          <w:sz w:val="40"/>
-          <w:szCs w:val="40"/>
-          <w:rtl w:val="0"/>
-        </w:rPr>
-        <w:t xml:space="preserve">1</w:t>
-      </w:r>
-    </w:p>
-    <w:p>
-      <w:pPr>
+          <w:sz w:val="24"/>
+          <w:szCs w:val="24"/>
+        </w:rPr>
+      </w:pPr>
+      <w:r>
+        <w:rPr>
+          <w:rtl w:val="0"/>
+        </w:rPr>
+      </w:r>
+    </w:p>
+    <w:p>
+      <w:pPr>
+        <w:numPr>
+          <w:ilvl w:val="0"/>
+          <w:numId w:val="1"/>
+        </w:numPr>
+        <w:ind w:left="720" w:hanging="360"/>
+        <w:rPr>
+          <w:sz w:val="24"/>
+          <w:szCs w:val="24"/>
+          <w:u w:val="none"/>
+        </w:rPr>
+      </w:pPr>
+      <w:r>
+        <w:rPr>
+          <w:sz w:val="24"/>
+          <w:szCs w:val="24"/>
+          <w:rtl w:val="0"/>
+        </w:rPr>
+        <w:t xml:space="preserve">These are the heads of their father’s houses. The sons of Reuben the firstborn of Israel were Hanoch, Pallu, Hezron and Carmi. These are the families of Reuben.</w:t>
+      </w:r>
+    </w:p>
+    <w:p>
+      <w:pPr>
+        <w:numPr>
+          <w:ilvl w:val="0"/>
+          <w:numId w:val="1"/>
+        </w:numPr>
+        <w:ind w:left="720" w:hanging="360"/>
+        <w:rPr>
+          <w:sz w:val="24"/>
+          <w:szCs w:val="24"/>
+          <w:u w:val="none"/>
+        </w:rPr>
+      </w:pPr>
+      <w:r>
+        <w:rPr>
+          <w:sz w:val="24"/>
+          <w:szCs w:val="24"/>
+          <w:rtl w:val="0"/>
+        </w:rPr>
+        <w:t xml:space="preserve">The sons of Simeon were Jemuel, Jamin, Ohad, Jachin, Zohar and Shaul the son of a Canaanite woman. These are the families of Simeon.</w:t>
+      </w:r>
+    </w:p>
+    <w:p>
+      <w:pPr>
+        <w:numPr>
+          <w:ilvl w:val="0"/>
+          <w:numId w:val="1"/>
+        </w:numPr>
+        <w:ind w:left="720" w:hanging="360"/>
+        <w:rPr>
+          <w:sz w:val="24"/>
+          <w:szCs w:val="24"/>
+          <w:u w:val="none"/>
+        </w:rPr>
+      </w:pPr>
+      <w:r>
+        <w:rPr>
+          <w:sz w:val="24"/>
+          <w:szCs w:val="24"/>
+          <w:rtl w:val="0"/>
+        </w:rPr>
+        <w:t xml:space="preserve">These are the names of the sons of Levi ­according to their generations: Gershon, Kohath and Merari. Levi lived 137 years.</w:t>
+      </w:r>
+    </w:p>
+    <w:p>
+      <w:pPr>
+        <w:numPr>
+          <w:ilvl w:val="0"/>
+          <w:numId w:val="1"/>
+        </w:numPr>
+        <w:ind w:left="720" w:hanging="360"/>
+        <w:rPr>
+          <w:sz w:val="24"/>
+          <w:szCs w:val="24"/>
+          <w:u w:val="none"/>
+        </w:rPr>
+      </w:pPr>
+      <w:r>
+        <w:rPr>
+          <w:sz w:val="24"/>
+          <w:szCs w:val="24"/>
+          <w:rtl w:val="0"/>
+        </w:rPr>
+        <w:t xml:space="preserve">The sons of Gershon were Libni and Shimei, according to their families.</w:t>
+      </w:r>
+    </w:p>
+    <w:p>
+      <w:pPr>
+        <w:numPr>
+          <w:ilvl w:val="0"/>
+          <w:numId w:val="1"/>
+        </w:numPr>
+        <w:ind w:left="720" w:hanging="360"/>
+        <w:rPr>
+          <w:sz w:val="24"/>
+          <w:szCs w:val="24"/>
+          <w:u w:val="none"/>
+        </w:rPr>
+      </w:pPr>
+      <w:r>
+        <w:rPr>
+          <w:sz w:val="24"/>
+          <w:szCs w:val="24"/>
+          <w:rtl w:val="0"/>
+        </w:rPr>
+        <w:t xml:space="preserve">The sons of Kohath were Amram, Izhar, Hebron and Uzziel. Kohath lived 133 years.</w:t>
+      </w:r>
+    </w:p>
+    <w:p>
+      <w:pPr>
+        <w:numPr>
+          <w:ilvl w:val="0"/>
+          <w:numId w:val="1"/>
+        </w:numPr>
+        <w:ind w:left="720" w:hanging="360"/>
+        <w:rPr>
+          <w:sz w:val="24"/>
+          <w:szCs w:val="24"/>
+          <w:u w:val="none"/>
+        </w:rPr>
+      </w:pPr>
+      <w:r>
+        <w:rPr>
+          <w:sz w:val="24"/>
+          <w:szCs w:val="24"/>
+          <w:rtl w:val="0"/>
+        </w:rPr>
+        <w:t xml:space="preserve">The sons of Merari were Mahli and Mushi. These are the families of the Levites according to their generations.</w:t>
+      </w:r>
+    </w:p>
+    <w:p>
+      <w:pPr>
+        <w:numPr>
+          <w:ilvl w:val="0"/>
+          <w:numId w:val="1"/>
+        </w:numPr>
+        <w:ind w:left="720" w:hanging="360"/>
+        <w:rPr>
+          <w:sz w:val="24"/>
+          <w:szCs w:val="24"/>
+          <w:u w:val="none"/>
+        </w:rPr>
+      </w:pPr>
+      <w:r>
+        <w:rPr>
+          <w:sz w:val="24"/>
+          <w:szCs w:val="24"/>
+          <w:rtl w:val="0"/>
+        </w:rPr>
+        <w:t xml:space="preserve">Amram married Jochebed, his father’s sister, and she bore him Aaron and Moses. Amram lived 137 years.</w:t>
+      </w:r>
+    </w:p>
+    <w:p>
+      <w:pPr>
+        <w:numPr>
+          <w:ilvl w:val="0"/>
+          <w:numId w:val="1"/>
+        </w:numPr>
+        <w:ind w:left="720" w:hanging="360"/>
+        <w:rPr>
+          <w:sz w:val="24"/>
+          <w:szCs w:val="24"/>
+          <w:u w:val="none"/>
+        </w:rPr>
+      </w:pPr>
+      <w:r>
+        <w:rPr>
+          <w:sz w:val="24"/>
+          <w:szCs w:val="24"/>
+          <w:rtl w:val="0"/>
+        </w:rPr>
+        <w:t xml:space="preserve">The sons of Izhar were Korah, Nepheg and Zichri.</w:t>
+      </w:r>
+    </w:p>
+    <w:p>
+      <w:pPr>
+        <w:numPr>
+          <w:ilvl w:val="0"/>
+          <w:numId w:val="1"/>
+        </w:numPr>
+        <w:ind w:left="720" w:hanging="360"/>
+        <w:rPr>
+          <w:sz w:val="24"/>
+          <w:szCs w:val="24"/>
+          <w:u w:val="none"/>
+        </w:rPr>
+      </w:pPr>
+      <w:r>
+        <w:rPr>
+          <w:sz w:val="24"/>
+          <w:szCs w:val="24"/>
+          <w:rtl w:val="0"/>
+        </w:rPr>
+        <w:t xml:space="preserve">The sons of Uzziel were Mishael, Elzaphan and Sithri.</w:t>
+      </w:r>
+    </w:p>
+    <w:p>
+      <w:pPr>
+        <w:numPr>
+          <w:ilvl w:val="0"/>
+          <w:numId w:val="1"/>
+        </w:numPr>
+        <w:ind w:left="720" w:hanging="360"/>
+        <w:rPr>
+          <w:sz w:val="24"/>
+          <w:szCs w:val="24"/>
+          <w:u w:val="none"/>
+        </w:rPr>
+      </w:pPr>
+      <w:r>
+        <w:rPr>
+          <w:sz w:val="24"/>
+          <w:szCs w:val="24"/>
+          <w:rtl w:val="0"/>
+        </w:rPr>
+        <w:t xml:space="preserve">Aaron married Elisheba daughter of Amminadav, sister of Nahshon, and she bore him Nadab and Abihu, Eleazar and Ithamar.</w:t>
+      </w:r>
+    </w:p>
+    <w:p>
+      <w:pPr>
+        <w:numPr>
+          <w:ilvl w:val="0"/>
+          <w:numId w:val="1"/>
+        </w:numPr>
+        <w:ind w:left="720" w:hanging="360"/>
+        <w:rPr>
+          <w:sz w:val="24"/>
+          <w:szCs w:val="24"/>
+          <w:u w:val="none"/>
+        </w:rPr>
+      </w:pPr>
+      <w:r>
+        <w:rPr>
+          <w:sz w:val="24"/>
+          <w:szCs w:val="24"/>
+          <w:rtl w:val="0"/>
+        </w:rPr>
+        <w:t xml:space="preserve">The sons of Korah were Assir, Elkanah and Abiasaph. These are the families of the Korahites.</w:t>
+      </w:r>
+    </w:p>
+    <w:p>
+      <w:pPr>
+        <w:numPr>
+          <w:ilvl w:val="0"/>
+          <w:numId w:val="1"/>
+        </w:numPr>
+        <w:ind w:left="720" w:hanging="360"/>
+        <w:rPr>
+          <w:sz w:val="24"/>
+          <w:szCs w:val="24"/>
+          <w:u w:val="none"/>
+        </w:rPr>
+      </w:pPr>
+      <w:r>
+        <w:rPr>
+          <w:sz w:val="24"/>
+          <w:szCs w:val="24"/>
+          <w:rtl w:val="0"/>
+        </w:rPr>
+        <w:t xml:space="preserve">Eleazar, Aaron’s son, married one of the daughters of Putiel and she bore him Phinehas. These are the heads of the ancestral houses of the Levites according to their families.</w:t>
+      </w:r>
+    </w:p>
+    <w:p>
+      <w:pPr>
+        <w:numPr>
+          <w:ilvl w:val="0"/>
+          <w:numId w:val="1"/>
+        </w:numPr>
+        <w:ind w:left="720" w:hanging="360"/>
+        <w:rPr>
+          <w:sz w:val="24"/>
+          <w:szCs w:val="24"/>
+          <w:u w:val="none"/>
+        </w:rPr>
+      </w:pPr>
+      <w:r>
+        <w:rPr>
+          <w:sz w:val="24"/>
+          <w:szCs w:val="24"/>
+          <w:rtl w:val="0"/>
+        </w:rPr>
+        <w:t xml:space="preserve">These are the same Aaron and Moses to whom YIHOVEH said, “Bring Bnei-Yisrael out from the land of Egypt according to their divisions.”</w:t>
+      </w:r>
+    </w:p>
+    <w:p>
+      <w:pPr>
+        <w:numPr>
+          <w:ilvl w:val="0"/>
+          <w:numId w:val="1"/>
+        </w:numPr>
+        <w:ind w:left="720" w:hanging="360"/>
+        <w:rPr>
+          <w:sz w:val="24"/>
+          <w:szCs w:val="24"/>
+          <w:u w:val="none"/>
+        </w:rPr>
+      </w:pPr>
+      <w:r>
+        <w:rPr>
+          <w:sz w:val="24"/>
+          <w:szCs w:val="24"/>
+          <w:rtl w:val="0"/>
+        </w:rPr>
+        <w:t xml:space="preserve">These are the ones that spoke to Pharaoh king of Egypt, to bring Bnei-Yisrael out from Egypt. These are that same Moses and Aaron.</w:t>
+      </w:r>
+    </w:p>
+    <w:p>
+      <w:pPr>
+        <w:rPr>
+          <w:sz w:val="24"/>
+          <w:szCs w:val="24"/>
+        </w:rPr>
+      </w:pPr>
+      <w:r>
+        <w:rPr>
+          <w:rtl w:val="0"/>
+        </w:rPr>
+      </w:r>
+    </w:p>
+    <w:p>
+      <w:pPr>
+        <w:rPr>
+          <w:sz w:val="24"/>
+          <w:szCs w:val="24"/>
+        </w:rPr>
+      </w:pPr>
+      <w:r>
+        <w:rPr>
+          <w:rtl w:val="0"/>
+        </w:rPr>
+      </w:r>
+    </w:p>
+    <w:p>
+      <w:pPr>
+        <w:ind w:firstLine="720"/>
         <w:rPr>
           <w:b w:val="1"/>
           <w:bCs w:val="1"/>
@@ -340,45 +938,95 @@
       </w:pPr>
       <w:r>
         <w:rPr>
-          <w:rtl w:val="0"/>
-        </w:rPr>
-      </w:r>
-    </w:p>
-    <w:p>
-      <w:pPr>
-        <w:rPr>
           <w:b w:val="1"/>
           <w:bCs w:val="1"/>
           <w:sz w:val="24"/>
           <w:szCs w:val="24"/>
-        </w:rPr>
-      </w:pPr>
-      <w:r>
-        <w:rPr>
-          <w:rtl w:val="0"/>
-        </w:rPr>
-      </w:r>
-    </w:p>
-    <w:p>
-      <w:pPr>
-        <w:numPr>
-          <w:ilvl w:val="0"/>
-          <w:numId w:val="1"/>
-        </w:numPr>
-        <w:ind w:left="720" w:hanging="360"/>
-        <w:rPr>
-          <w:sz w:val="24"/>
-          <w:szCs w:val="24"/>
-          <w:u w:val="none"/>
-        </w:rPr>
-      </w:pPr>
-      <w:r>
-        <w:rPr>
-          <w:sz w:val="24"/>
-          <w:szCs w:val="24"/>
-          <w:rtl w:val="0"/>
-        </w:rPr>
-        <w:t xml:space="preserve">Text</w:t>
+          <w:rtl w:val="0"/>
+        </w:rPr>
+        <w:t xml:space="preserve">(Section Title)</w:t>
+      </w:r>
+    </w:p>
+    <w:p>
+      <w:pPr>
+        <w:ind w:firstLine="720"/>
+        <w:rPr>
+          <w:b w:val="1"/>
+          <w:bCs w:val="1"/>
+          <w:sz w:val="24"/>
+          <w:szCs w:val="24"/>
+        </w:rPr>
+      </w:pPr>
+      <w:r>
+        <w:rPr>
+          <w:rtl w:val="0"/>
+        </w:rPr>
+      </w:r>
+    </w:p>
+    <w:p>
+      <w:pPr>
+        <w:numPr>
+          <w:ilvl w:val="0"/>
+          <w:numId w:val="1"/>
+        </w:numPr>
+        <w:ind w:left="720" w:hanging="360"/>
+        <w:rPr>
+          <w:sz w:val="24"/>
+          <w:szCs w:val="24"/>
+          <w:u w:val="none"/>
+        </w:rPr>
+      </w:pPr>
+      <w:r>
+        <w:rPr>
+          <w:sz w:val="24"/>
+          <w:szCs w:val="24"/>
+          <w:rtl w:val="0"/>
+        </w:rPr>
+        <w:t xml:space="preserve">So it happened on the day when YIHOVEH spoke to Moses in the land of Egypt,</w:t>
+      </w:r>
+    </w:p>
+    <w:p>
+      <w:pPr>
+        <w:numPr>
+          <w:ilvl w:val="0"/>
+          <w:numId w:val="1"/>
+        </w:numPr>
+        <w:ind w:left="720" w:hanging="360"/>
+        <w:rPr>
+          <w:sz w:val="24"/>
+          <w:szCs w:val="24"/>
+          <w:u w:val="none"/>
+        </w:rPr>
+      </w:pPr>
+      <w:r>
+        <w:rPr>
+          <w:sz w:val="24"/>
+          <w:szCs w:val="24"/>
+          <w:rtl w:val="0"/>
+        </w:rPr>
+        <w:t xml:space="preserve">that YIHOVEH said to Moses, “I am YIHOVEH. Tell Pharaoh king of Egypt everything that I tell to you.”</w:t>
+      </w:r>
+    </w:p>
+    <w:p>
+      <w:pPr>
+        <w:numPr>
+          <w:ilvl w:val="0"/>
+          <w:numId w:val="1"/>
+        </w:numPr>
+        <w:ind w:left="720" w:hanging="360"/>
+        <w:rPr>
+          <w:sz w:val="24"/>
+          <w:szCs w:val="24"/>
+          <w:u w:val="none"/>
+        </w:rPr>
+      </w:pPr>
+      <w:r>
+        <w:rPr>
+          <w:sz w:val="24"/>
+          <w:szCs w:val="24"/>
+          <w:rtl w:val="0"/>
+        </w:rPr>
+        <w:t xml:space="preserve">But Moses said to YIHOVEH, “I am of uncircumcised lips, so how would Pharaoh listen to me?”</w:t>
       </w:r>
     </w:p>
     <w:sectPr>
